--- a/resources/templates/3专项审计调查通知书.docx
+++ b/resources/templates/3专项审计调查通知书.docx
@@ -4,6 +4,7 @@
   <w:body>
     <w:p>
       <w:pPr>
+        <w:pStyle w:val="4"/>
         <w:keepNext w:val="0"/>
         <w:keepLines w:val="0"/>
         <w:pageBreakBefore w:val="0"/>
@@ -20,216 +21,12 @@
         <w:spacing w:line="579" w:lineRule="exact"/>
         <w:textAlignment w:val="auto"/>
         <w:rPr>
-          <w:rFonts w:hint="default" w:ascii="Times New Roman" w:hAnsi="Times New Roman" w:eastAsia="仿宋_GB2312" w:cs="Times New Roman"/>
-          <w:color w:val="auto"/>
-          <w:sz w:val="32"/>
+          <w:rFonts w:hint="eastAsia" w:ascii="Times New Roman" w:hAnsi="Times New Roman" w:cs="Times New Roman"/>
+          <w:color w:val="auto"/>
         </w:rPr>
       </w:pPr>
-    </w:p>
-    <w:p>
-      <w:pPr>
-        <w:adjustRightInd w:val="0"/>
-        <w:snapToGrid/>
-        <w:spacing w:line="240" w:lineRule="auto"/>
-        <w:jc w:val="center"/>
-        <w:textAlignment w:val="baseline"/>
-        <w:outlineLvl w:val="0"/>
-        <w:rPr>
-          <w:rFonts w:hint="default" w:ascii="宋体" w:hAnsi="Times New Roman" w:eastAsia="宋体" w:cs="Times New Roman"/>
-          <w:i/>
-          <w:iCs/>
-          <w:color w:val="FF0000"/>
-          <w:spacing w:val="20"/>
-          <w:kern w:val="0"/>
-          <w:sz w:val="44"/>
-          <w:szCs w:val="20"/>
-        </w:rPr>
-      </w:pPr>
-      <w:r>
-        <w:rPr>
-          <w:rFonts w:hint="default" w:ascii="宋体" w:hAnsi="Times New Roman" w:eastAsia="宋体" w:cs="Times New Roman"/>
-          <w:color w:val="FF0000"/>
-          <w:spacing w:val="20"/>
-          <w:kern w:val="0"/>
-          <w:sz w:val="44"/>
-          <w:szCs w:val="20"/>
-        </w:rPr>
-        <w:t>****</w:t>
-      </w:r>
-      <w:r>
-        <w:rPr>
-          <w:rFonts w:hint="default" w:ascii="宋体" w:hAnsi="Times New Roman" w:eastAsia="宋体" w:cs="Times New Roman"/>
-          <w:i/>
-          <w:iCs/>
-          <w:color w:val="FF0000"/>
-          <w:spacing w:val="20"/>
-          <w:kern w:val="0"/>
-          <w:sz w:val="44"/>
-          <w:szCs w:val="20"/>
-        </w:rPr>
-        <w:t>（审计机关全称）</w:t>
-      </w:r>
-    </w:p>
-    <w:p>
-      <w:pPr>
-        <w:adjustRightInd w:val="0"/>
-        <w:spacing w:line="400" w:lineRule="exact"/>
-        <w:textAlignment w:val="baseline"/>
-        <w:outlineLvl w:val="0"/>
-        <w:rPr>
-          <w:rFonts w:hint="eastAsia" w:ascii="宋体"/>
-          <w:color w:val="FF0000"/>
-          <w:spacing w:val="-20"/>
-          <w:kern w:val="0"/>
-          <w:sz w:val="32"/>
-        </w:rPr>
-      </w:pPr>
-    </w:p>
-    <w:p>
-      <w:pPr>
-        <w:jc w:val="center"/>
-        <w:rPr>
-          <w:rFonts w:hint="default" w:ascii="Times New Roman" w:hAnsi="Times New Roman" w:eastAsia="宋体" w:cs="Times New Roman"/>
-          <w:b/>
-          <w:color w:val="FF0000"/>
-          <w:spacing w:val="0"/>
-          <w:kern w:val="0"/>
-          <w:sz w:val="72"/>
-          <w:szCs w:val="20"/>
-        </w:rPr>
-      </w:pPr>
-      <w:r>
-        <w:rPr>
-          <w:rFonts w:hint="default" w:ascii="Times New Roman" w:hAnsi="Times New Roman" w:eastAsia="宋体" w:cs="Times New Roman"/>
-          <w:b/>
-          <w:color w:val="FF0000"/>
-          <w:spacing w:val="0"/>
-          <w:kern w:val="0"/>
-          <w:sz w:val="72"/>
-          <w:szCs w:val="20"/>
-          <w:lang w:eastAsia="zh-CN"/>
-        </w:rPr>
-        <w:t>专项</w:t>
-      </w:r>
-      <w:r>
-        <w:rPr>
-          <w:rFonts w:hint="default" w:ascii="Times New Roman" w:hAnsi="Times New Roman" w:eastAsia="宋体" w:cs="Times New Roman"/>
-          <w:b/>
-          <w:color w:val="FF0000"/>
-          <w:spacing w:val="0"/>
-          <w:kern w:val="0"/>
-          <w:sz w:val="72"/>
-          <w:szCs w:val="20"/>
-        </w:rPr>
-        <w:t>审计</w:t>
-      </w:r>
-      <w:r>
-        <w:rPr>
-          <w:rFonts w:hint="default" w:ascii="Times New Roman" w:hAnsi="Times New Roman" w:eastAsia="宋体" w:cs="Times New Roman"/>
-          <w:b/>
-          <w:color w:val="FF0000"/>
-          <w:spacing w:val="0"/>
-          <w:kern w:val="0"/>
-          <w:sz w:val="72"/>
-          <w:szCs w:val="20"/>
-          <w:lang w:eastAsia="zh-CN"/>
-        </w:rPr>
-        <w:t>调查</w:t>
-      </w:r>
-      <w:r>
-        <w:rPr>
-          <w:rFonts w:hint="default" w:ascii="Times New Roman" w:hAnsi="Times New Roman" w:eastAsia="宋体" w:cs="Times New Roman"/>
-          <w:b/>
-          <w:color w:val="FF0000"/>
-          <w:spacing w:val="0"/>
-          <w:kern w:val="0"/>
-          <w:sz w:val="72"/>
-          <w:szCs w:val="20"/>
-        </w:rPr>
-        <w:t>通知书</w:t>
-      </w:r>
-    </w:p>
-    <w:p>
-      <w:pPr>
-        <w:keepNext w:val="0"/>
-        <w:keepLines w:val="0"/>
-        <w:pageBreakBefore w:val="0"/>
-        <w:widowControl w:val="0"/>
-        <w:kinsoku/>
-        <w:wordWrap/>
-        <w:overflowPunct/>
-        <w:topLinePunct w:val="0"/>
-        <w:autoSpaceDE/>
-        <w:autoSpaceDN/>
-        <w:bidi w:val="0"/>
-        <w:adjustRightInd w:val="0"/>
-        <w:snapToGrid w:val="0"/>
-        <w:spacing w:line="480" w:lineRule="exact"/>
-        <w:jc w:val="both"/>
-        <w:textAlignment w:val="auto"/>
-        <w:rPr>
-          <w:rFonts w:ascii="Times New Roman" w:hAnsi="Times New Roman" w:cs="Times New Roman"/>
-          <w:color w:val="auto"/>
-        </w:rPr>
-      </w:pPr>
-    </w:p>
-    <w:p>
-      <w:pPr>
-        <w:keepNext w:val="0"/>
-        <w:keepLines w:val="0"/>
-        <w:pageBreakBefore w:val="0"/>
-        <w:widowControl w:val="0"/>
-        <w:pBdr>
-          <w:bottom w:val="single" w:color="FF0000" w:sz="18" w:space="8"/>
-        </w:pBdr>
-        <w:kinsoku/>
-        <w:wordWrap/>
-        <w:overflowPunct/>
-        <w:topLinePunct w:val="0"/>
-        <w:autoSpaceDE/>
-        <w:autoSpaceDN/>
-        <w:bidi w:val="0"/>
-        <w:adjustRightInd w:val="0"/>
-        <w:snapToGrid w:val="0"/>
-        <w:spacing w:line="579" w:lineRule="exact"/>
-        <w:jc w:val="center"/>
-        <w:textAlignment w:val="auto"/>
-        <w:rPr>
-          <w:rFonts w:hint="default" w:ascii="Times New Roman" w:hAnsi="Times New Roman" w:eastAsia="仿宋_GB2312" w:cs="Times New Roman"/>
-          <w:color w:val="auto"/>
-          <w:spacing w:val="-24"/>
-          <w:sz w:val="32"/>
-          <w:szCs w:val="32"/>
-        </w:rPr>
-      </w:pPr>
-      <w:r>
-        <w:rPr>
-          <w:rFonts w:hint="default" w:ascii="Times New Roman" w:hAnsi="Times New Roman" w:eastAsia="仿宋_GB2312" w:cs="Times New Roman"/>
-          <w:color w:val="auto"/>
-          <w:sz w:val="32"/>
-          <w:szCs w:val="32"/>
-        </w:rPr>
-        <w:t>*审**</w:t>
-      </w:r>
-      <w:r>
-        <w:rPr>
-          <w:rFonts w:hint="default" w:ascii="Times New Roman" w:hAnsi="Times New Roman" w:eastAsia="仿宋_GB2312" w:cs="Times New Roman"/>
-          <w:color w:val="auto"/>
-          <w:sz w:val="32"/>
-          <w:szCs w:val="32"/>
-          <w:lang w:eastAsia="zh-CN"/>
-        </w:rPr>
-        <w:t>调</w:t>
-      </w:r>
-      <w:r>
-        <w:rPr>
-          <w:rFonts w:hint="default" w:ascii="Times New Roman" w:hAnsi="Times New Roman" w:eastAsia="仿宋_GB2312" w:cs="Times New Roman"/>
-          <w:color w:val="auto"/>
-          <w:sz w:val="32"/>
-          <w:szCs w:val="32"/>
-        </w:rPr>
-        <w:t>〔20**〕**号</w:t>
-      </w:r>
+      <w:bookmarkStart w:id="0" w:name="_GoBack"/>
+      <w:bookmarkEnd w:id="0"/>
     </w:p>
     <w:p>
       <w:pPr>
@@ -248,12 +45,20 @@
         <w:adjustRightInd w:val="0"/>
         <w:snapToGrid w:val="0"/>
         <w:spacing w:line="579" w:lineRule="exact"/>
+        <w:jc w:val="center"/>
         <w:textAlignment w:val="auto"/>
         <w:rPr>
           <w:rFonts w:ascii="Times New Roman" w:hAnsi="Times New Roman" w:cs="Times New Roman"/>
           <w:color w:val="auto"/>
         </w:rPr>
       </w:pPr>
+      <w:r>
+        <w:rPr>
+          <w:rFonts w:hint="eastAsia" w:ascii="Times New Roman" w:hAnsi="Times New Roman" w:cs="Times New Roman"/>
+          <w:color w:val="auto"/>
+        </w:rPr>
+        <w:t>*审**调〔20**〕**号</w:t>
+      </w:r>
     </w:p>
     <w:p>
       <w:pPr>
@@ -1408,10 +1213,7 @@
         </w:rPr>
       </w:pPr>
     </w:p>
-    <w:p>
-      <w:bookmarkStart w:id="0" w:name="_GoBack"/>
-      <w:bookmarkEnd w:id="0"/>
-    </w:p>
+    <w:p/>
     <w:sectPr>
       <w:pgSz w:w="11906" w:h="16838"/>
       <w:pgMar w:top="1440" w:right="1800" w:bottom="1440" w:left="1800" w:header="851" w:footer="992" w:gutter="0"/>

--- a/resources/templates/3专项审计调查通知书.docx
+++ b/resources/templates/3专项审计调查通知书.docx
@@ -57,7 +57,7 @@
           <w:rFonts w:hint="eastAsia" w:ascii="Times New Roman" w:hAnsi="Times New Roman" w:cs="Times New Roman"/>
           <w:color w:val="auto"/>
         </w:rPr>
-        <w:t>*审**调〔20**〕**号</w:t>
+        <w:t>{documentNumber}</w:t>
       </w:r>
     </w:p>
     <w:p>
@@ -133,7 +133,7 @@
           <w:szCs w:val="44"/>
           <w:lang w:val="zh-CN"/>
         </w:rPr>
-        <w:t>****</w:t>
+        <w:t xml:space="preserve"> </w:t>
       </w:r>
       <w:r>
         <w:rPr>
@@ -146,7 +146,7 @@
           <w:szCs w:val="44"/>
           <w:lang w:val="zh-CN"/>
         </w:rPr>
-        <w:t>（审计机关全称或者规范简称）</w:t>
+        <w:t/>
       </w:r>
     </w:p>
     <w:p>
@@ -213,7 +213,7 @@
           <w:szCs w:val="44"/>
           <w:lang w:val="zh-CN"/>
         </w:rPr>
-        <w:t>****</w:t>
+        <w:t>{auditedUnit}</w:t>
       </w:r>
       <w:r>
         <w:rPr>
@@ -226,7 +226,7 @@
           <w:szCs w:val="44"/>
           <w:lang w:val="zh-CN"/>
         </w:rPr>
-        <w:t>（项目名称）</w:t>
+        <w:t/>
       </w:r>
       <w:r>
         <w:rPr>
@@ -351,17 +351,17 @@
           <w:sz w:val="32"/>
           <w:szCs w:val="32"/>
         </w:rPr>
-        <w:t>****</w:t>
-      </w:r>
-      <w:r>
-        <w:rPr>
-          <w:rFonts w:hint="default" w:ascii="Times New Roman" w:hAnsi="Times New Roman" w:eastAsia="仿宋_GB2312" w:cs="Times New Roman"/>
-          <w:i/>
-          <w:color w:val="auto"/>
-          <w:sz w:val="32"/>
-          <w:szCs w:val="32"/>
-        </w:rPr>
-        <w:t>（主送单位全称或者规范简称）</w:t>
+        <w:t xml:space="preserve"> </w:t>
+      </w:r>
+      <w:r>
+        <w:rPr>
+          <w:rFonts w:hint="default" w:ascii="Times New Roman" w:hAnsi="Times New Roman" w:eastAsia="仿宋_GB2312" w:cs="Times New Roman"/>
+          <w:i/>
+          <w:color w:val="auto"/>
+          <w:sz w:val="32"/>
+          <w:szCs w:val="32"/>
+        </w:rPr>
+        <w:t/>
       </w:r>
       <w:r>
         <w:rPr>
@@ -502,7 +502,7 @@
           <w:sz w:val="32"/>
           <w:szCs w:val="32"/>
         </w:rPr>
-        <w:t>自20**年**月**日起，对你单位****进行</w:t>
+        <w:t>自{auditStartDate}起，对你单位{auditProject}进行</w:t>
       </w:r>
       <w:r>
         <w:rPr>
@@ -689,7 +689,7 @@
           <w:sz w:val="32"/>
           <w:szCs w:val="32"/>
         </w:rPr>
-        <w:t>组由****（</w:t>
+        <w:t>组由{auditOrg}（</w:t>
       </w:r>
       <w:r>
         <w:rPr>
@@ -733,27 +733,27 @@
           <w:sz w:val="32"/>
           <w:szCs w:val="32"/>
         </w:rPr>
-        <w:t>组长由***担任，</w:t>
-      </w:r>
-      <w:r>
-        <w:rPr>
-          <w:rFonts w:hint="default" w:ascii="Times New Roman" w:hAnsi="Times New Roman" w:eastAsia="仿宋_GB2312" w:cs="Times New Roman"/>
-          <w:i/>
-          <w:iCs/>
-          <w:color w:val="auto"/>
-          <w:sz w:val="32"/>
-          <w:szCs w:val="32"/>
-        </w:rPr>
-        <w:t>副组长由***担任，</w:t>
-      </w:r>
-      <w:r>
-        <w:rPr>
-          <w:rFonts w:hint="default" w:ascii="Times New Roman" w:hAnsi="Times New Roman" w:eastAsia="仿宋_GB2312" w:cs="Times New Roman"/>
-          <w:color w:val="auto"/>
-          <w:sz w:val="32"/>
-          <w:szCs w:val="32"/>
-        </w:rPr>
-        <w:t>成员包括***</w:t>
+        <w:t>组长由{teamLeader}担任，</w:t>
+      </w:r>
+      <w:r>
+        <w:rPr>
+          <w:rFonts w:hint="default" w:ascii="Times New Roman" w:hAnsi="Times New Roman" w:eastAsia="仿宋_GB2312" w:cs="Times New Roman"/>
+          <w:i/>
+          <w:iCs/>
+          <w:color w:val="auto"/>
+          <w:sz w:val="32"/>
+          <w:szCs w:val="32"/>
+        </w:rPr>
+        <w:t>副组长由{teamDeputyLeader}担任，</w:t>
+      </w:r>
+      <w:r>
+        <w:rPr>
+          <w:rFonts w:hint="default" w:ascii="Times New Roman" w:hAnsi="Times New Roman" w:eastAsia="仿宋_GB2312" w:cs="Times New Roman"/>
+          <w:color w:val="auto"/>
+          <w:sz w:val="32"/>
+          <w:szCs w:val="32"/>
+        </w:rPr>
+        <w:t>成员包括{teamMembers}</w:t>
       </w:r>
       <w:r>
         <w:rPr>
@@ -808,18 +808,18 @@
           <w:sz w:val="32"/>
           <w:szCs w:val="32"/>
         </w:rPr>
-        <w:t>***</w:t>
-      </w:r>
-      <w:r>
-        <w:rPr>
-          <w:rFonts w:hint="default" w:ascii="Times New Roman" w:hAnsi="Times New Roman" w:eastAsia="仿宋_GB2312" w:cs="Times New Roman"/>
-          <w:i/>
-          <w:iCs/>
-          <w:color w:val="auto"/>
-          <w:sz w:val="32"/>
-          <w:szCs w:val="32"/>
-        </w:rPr>
-        <w:t>（主审）</w:t>
+        <w:t/>
+      </w:r>
+      <w:r>
+        <w:rPr>
+          <w:rFonts w:hint="default" w:ascii="Times New Roman" w:hAnsi="Times New Roman" w:eastAsia="仿宋_GB2312" w:cs="Times New Roman"/>
+          <w:i/>
+          <w:iCs/>
+          <w:color w:val="auto"/>
+          <w:sz w:val="32"/>
+          <w:szCs w:val="32"/>
+        </w:rPr>
+        <w:t/>
       </w:r>
       <w:r>
         <w:rPr>
@@ -838,7 +838,7 @@
           <w:sz w:val="32"/>
           <w:szCs w:val="32"/>
         </w:rPr>
-        <w:t>***</w:t>
+        <w:t/>
       </w:r>
       <w:r>
         <w:rPr>
@@ -857,7 +857,7 @@
           <w:sz w:val="32"/>
           <w:szCs w:val="32"/>
         </w:rPr>
-        <w:t>***</w:t>
+        <w:t/>
       </w:r>
       <w:r>
         <w:rPr>
@@ -876,7 +876,7 @@
           <w:sz w:val="32"/>
           <w:szCs w:val="32"/>
         </w:rPr>
-        <w:t>*** 。</w:t>
+        <w:t> 。</w:t>
       </w:r>
     </w:p>
     <w:p>
@@ -937,7 +937,7 @@
           <w:sz w:val="32"/>
           <w:szCs w:val="32"/>
         </w:rPr>
-        <w:t>附件：*********</w:t>
+        <w:t>附件：{ccUnit}</w:t>
       </w:r>
     </w:p>
     <w:p>
@@ -1174,7 +1174,7 @@
           <w:sz w:val="32"/>
           <w:szCs w:val="32"/>
         </w:rPr>
-        <w:t xml:space="preserve">        ****年**月**日</w:t>
+        <w:t xml:space="preserve">        {issueDate}</w:t>
       </w:r>
       <w:r>
         <w:rPr>

--- a/resources/templates/3专项审计调查通知书.docx
+++ b/resources/templates/3专项审计调查通知书.docx
@@ -4,7 +4,7 @@
   <w:body>
     <w:p>
       <w:pPr>
-        <w:pStyle w:val="4"/>
+        <w:pStyle w:val="6"/>
         <w:keepNext w:val="0"/>
         <w:keepLines w:val="0"/>
         <w:pageBreakBefore w:val="0"/>
@@ -25,12 +25,10 @@
           <w:color w:val="auto"/>
         </w:rPr>
       </w:pPr>
-      <w:bookmarkStart w:id="0" w:name="_GoBack"/>
-      <w:bookmarkEnd w:id="0"/>
     </w:p>
     <w:p>
       <w:pPr>
-        <w:pStyle w:val="4"/>
+        <w:pStyle w:val="6"/>
         <w:keepNext w:val="0"/>
         <w:keepLines w:val="0"/>
         <w:pageBreakBefore w:val="0"/>
@@ -84,7 +82,7 @@
     </w:p>
     <w:p>
       <w:pPr>
-        <w:pStyle w:val="7"/>
+        <w:pStyle w:val="10"/>
         <w:keepNext w:val="0"/>
         <w:keepLines w:val="0"/>
         <w:pageBreakBefore w:val="0"/>
@@ -135,23 +133,10 @@
         </w:rPr>
         <w:t xml:space="preserve"> </w:t>
       </w:r>
-      <w:r>
-        <w:rPr>
-          <w:rFonts w:hint="default" w:ascii="Times New Roman" w:hAnsi="Times New Roman" w:eastAsia="长城小标宋体" w:cs="Times New Roman"/>
-          <w:i/>
-          <w:iCs/>
-          <w:color w:val="auto"/>
-          <w:kern w:val="2"/>
-          <w:sz w:val="44"/>
-          <w:szCs w:val="44"/>
-          <w:lang w:val="zh-CN"/>
-        </w:rPr>
-        <w:t/>
-      </w:r>
     </w:p>
     <w:p>
       <w:pPr>
-        <w:pStyle w:val="7"/>
+        <w:pStyle w:val="10"/>
         <w:keepNext w:val="0"/>
         <w:keepLines w:val="0"/>
         <w:pageBreakBefore w:val="0"/>
@@ -218,19 +203,6 @@
       <w:r>
         <w:rPr>
           <w:rFonts w:hint="default" w:ascii="Times New Roman" w:hAnsi="Times New Roman" w:eastAsia="长城小标宋体" w:cs="Times New Roman"/>
-          <w:i/>
-          <w:iCs/>
-          <w:color w:val="auto"/>
-          <w:kern w:val="2"/>
-          <w:sz w:val="44"/>
-          <w:szCs w:val="44"/>
-          <w:lang w:val="zh-CN"/>
-        </w:rPr>
-        <w:t/>
-      </w:r>
-      <w:r>
-        <w:rPr>
-          <w:rFonts w:hint="default" w:ascii="Times New Roman" w:hAnsi="Times New Roman" w:eastAsia="长城小标宋体" w:cs="Times New Roman"/>
           <w:i w:val="0"/>
           <w:iCs w:val="0"/>
           <w:color w:val="auto"/>
@@ -244,7 +216,7 @@
     </w:p>
     <w:p>
       <w:pPr>
-        <w:pStyle w:val="7"/>
+        <w:pStyle w:val="10"/>
         <w:keepNext w:val="0"/>
         <w:keepLines w:val="0"/>
         <w:pageBreakBefore w:val="0"/>
@@ -298,7 +270,7 @@
     </w:p>
     <w:p>
       <w:pPr>
-        <w:pStyle w:val="4"/>
+        <w:pStyle w:val="6"/>
         <w:keepNext w:val="0"/>
         <w:keepLines w:val="0"/>
         <w:pageBreakBefore w:val="0"/>
@@ -351,26 +323,7 @@
           <w:sz w:val="32"/>
           <w:szCs w:val="32"/>
         </w:rPr>
-        <w:t xml:space="preserve"> </w:t>
-      </w:r>
-      <w:r>
-        <w:rPr>
-          <w:rFonts w:hint="default" w:ascii="Times New Roman" w:hAnsi="Times New Roman" w:eastAsia="仿宋_GB2312" w:cs="Times New Roman"/>
-          <w:i/>
-          <w:color w:val="auto"/>
-          <w:sz w:val="32"/>
-          <w:szCs w:val="32"/>
-        </w:rPr>
-        <w:t/>
-      </w:r>
-      <w:r>
-        <w:rPr>
-          <w:rFonts w:hint="default" w:ascii="Times New Roman" w:hAnsi="Times New Roman" w:eastAsia="仿宋_GB2312" w:cs="Times New Roman"/>
-          <w:color w:val="auto"/>
-          <w:sz w:val="32"/>
-          <w:szCs w:val="32"/>
-        </w:rPr>
-        <w:t>：</w:t>
+        <w:t xml:space="preserve"> ：</w:t>
       </w:r>
     </w:p>
     <w:p>
@@ -803,80 +756,22 @@
       </w:r>
       <w:r>
         <w:rPr>
-          <w:rFonts w:hint="default" w:ascii="Times New Roman" w:hAnsi="Times New Roman" w:eastAsia="仿宋_GB2312" w:cs="Times New Roman"/>
-          <w:color w:val="auto"/>
-          <w:sz w:val="32"/>
-          <w:szCs w:val="32"/>
-        </w:rPr>
-        <w:t/>
-      </w:r>
-      <w:r>
-        <w:rPr>
-          <w:rFonts w:hint="default" w:ascii="Times New Roman" w:hAnsi="Times New Roman" w:eastAsia="仿宋_GB2312" w:cs="Times New Roman"/>
-          <w:i/>
-          <w:iCs/>
-          <w:color w:val="auto"/>
-          <w:sz w:val="32"/>
-          <w:szCs w:val="32"/>
-        </w:rPr>
-        <w:t/>
-      </w:r>
-      <w:r>
-        <w:rPr>
           <w:rFonts w:hint="eastAsia" w:ascii="Times New Roman" w:hAnsi="Times New Roman" w:eastAsia="仿宋_GB2312" w:cs="Times New Roman"/>
           <w:color w:val="auto"/>
           <w:sz w:val="32"/>
           <w:szCs w:val="32"/>
           <w:lang w:eastAsia="zh-CN"/>
         </w:rPr>
-        <w:t>、</w:t>
-      </w:r>
-      <w:r>
-        <w:rPr>
-          <w:rFonts w:hint="default" w:ascii="Times New Roman" w:hAnsi="Times New Roman" w:eastAsia="仿宋_GB2312" w:cs="Times New Roman"/>
-          <w:color w:val="auto"/>
-          <w:sz w:val="32"/>
-          <w:szCs w:val="32"/>
-        </w:rPr>
-        <w:t/>
-      </w:r>
-      <w:r>
-        <w:rPr>
-          <w:rFonts w:hint="eastAsia" w:ascii="Times New Roman" w:hAnsi="Times New Roman" w:eastAsia="仿宋_GB2312" w:cs="Times New Roman"/>
-          <w:color w:val="auto"/>
-          <w:sz w:val="32"/>
-          <w:szCs w:val="32"/>
-          <w:lang w:eastAsia="zh-CN"/>
-        </w:rPr>
-        <w:t>、</w:t>
-      </w:r>
-      <w:r>
-        <w:rPr>
-          <w:rFonts w:hint="default" w:ascii="Times New Roman" w:hAnsi="Times New Roman" w:eastAsia="仿宋_GB2312" w:cs="Times New Roman"/>
-          <w:color w:val="auto"/>
-          <w:sz w:val="32"/>
-          <w:szCs w:val="32"/>
-        </w:rPr>
-        <w:t/>
-      </w:r>
-      <w:r>
-        <w:rPr>
-          <w:rFonts w:hint="eastAsia" w:ascii="Times New Roman" w:hAnsi="Times New Roman" w:eastAsia="仿宋_GB2312" w:cs="Times New Roman"/>
-          <w:color w:val="auto"/>
-          <w:sz w:val="32"/>
-          <w:szCs w:val="32"/>
-          <w:lang w:eastAsia="zh-CN"/>
-        </w:rPr>
-        <w:t>、</w:t>
-      </w:r>
-      <w:r>
-        <w:rPr>
-          <w:rFonts w:hint="default" w:ascii="Times New Roman" w:hAnsi="Times New Roman" w:eastAsia="仿宋_GB2312" w:cs="Times New Roman"/>
-          <w:color w:val="auto"/>
-          <w:sz w:val="32"/>
-          <w:szCs w:val="32"/>
-        </w:rPr>
-        <w:t> 。</w:t>
+        <w:t>、、、</w:t>
+      </w:r>
+      <w:r>
+        <w:rPr>
+          <w:rFonts w:hint="default" w:ascii="Times New Roman" w:hAnsi="Times New Roman" w:eastAsia="仿宋_GB2312" w:cs="Times New Roman"/>
+          <w:color w:val="auto"/>
+          <w:sz w:val="32"/>
+          <w:szCs w:val="32"/>
+        </w:rPr>
+        <w:t>。</w:t>
       </w:r>
     </w:p>
     <w:p>
@@ -907,6 +802,7 @@
     </w:p>
     <w:p>
       <w:pPr>
+        <w:pStyle w:val="5"/>
         <w:keepNext w:val="0"/>
         <w:keepLines w:val="0"/>
         <w:pageBreakBefore w:val="0"/>
@@ -918,13 +814,13 @@
         <w:autoSpaceDE/>
         <w:autoSpaceDN/>
         <w:bidi w:val="0"/>
-        <w:adjustRightInd w:val="0"/>
-        <w:snapToGrid w:val="0"/>
-        <w:spacing w:line="579" w:lineRule="exact"/>
-        <w:ind w:firstLine="640" w:firstLineChars="200"/>
+        <w:adjustRightInd/>
+        <w:snapToGrid/>
+        <w:spacing w:line="240" w:lineRule="auto"/>
+        <w:ind w:firstLine="620" w:firstLineChars="200"/>
         <w:textAlignment w:val="auto"/>
         <w:rPr>
-          <w:rFonts w:hint="default" w:ascii="Times New Roman" w:hAnsi="Times New Roman" w:eastAsia="仿宋_GB2312" w:cs="Times New Roman"/>
+          <w:rFonts w:ascii="Times New Roman" w:hAnsi="Times New Roman" w:cs="Times New Roman"/>
           <w:color w:val="auto"/>
           <w:sz w:val="32"/>
           <w:szCs w:val="32"/>
@@ -932,39 +828,15 @@
       </w:pPr>
       <w:r>
         <w:rPr>
-          <w:rFonts w:hint="default" w:ascii="Times New Roman" w:hAnsi="Times New Roman" w:eastAsia="仿宋_GB2312" w:cs="Times New Roman"/>
-          <w:color w:val="auto"/>
-          <w:sz w:val="32"/>
-          <w:szCs w:val="32"/>
-        </w:rPr>
-        <w:t>附件：{ccUnit}</w:t>
-      </w:r>
-    </w:p>
-    <w:p>
-      <w:pPr>
-        <w:keepNext w:val="0"/>
-        <w:keepLines w:val="0"/>
-        <w:pageBreakBefore w:val="0"/>
-        <w:widowControl w:val="0"/>
-        <w:kinsoku/>
-        <w:wordWrap/>
-        <w:overflowPunct/>
-        <w:topLinePunct w:val="0"/>
-        <w:autoSpaceDE/>
-        <w:autoSpaceDN/>
-        <w:bidi w:val="0"/>
-        <w:adjustRightInd w:val="0"/>
-        <w:snapToGrid w:val="0"/>
-        <w:spacing w:line="680" w:lineRule="exact"/>
-        <w:ind w:firstLine="0"/>
-        <w:textAlignment w:val="auto"/>
-        <w:rPr>
-          <w:rFonts w:ascii="Times New Roman" w:hAnsi="Times New Roman" w:cs="Times New Roman"/>
-          <w:color w:val="auto"/>
-          <w:sz w:val="32"/>
-          <w:szCs w:val="32"/>
-        </w:rPr>
-      </w:pPr>
+          <w:rFonts w:hint="eastAsia" w:ascii="仿宋_GB2312" w:hAnsi="仿宋_GB2312" w:eastAsia="仿宋_GB2312" w:cs="仿宋_GB2312"/>
+          <w:spacing w:val="-5"/>
+          <w:sz w:val="32"/>
+          <w:szCs w:val="32"/>
+        </w:rPr>
+        <w:t>附件：审计“八不准”工作纪律</w:t>
+      </w:r>
+      <w:bookmarkStart w:id="0" w:name="_GoBack"/>
+      <w:bookmarkEnd w:id="0"/>
     </w:p>
     <w:p>
       <w:pPr>
@@ -1264,7 +1136,7 @@
     <w:lsdException w:unhideWhenUsed="0" w:uiPriority="0" w:semiHidden="0" w:name="toc 8"/>
     <w:lsdException w:unhideWhenUsed="0" w:uiPriority="0" w:semiHidden="0" w:name="toc 9"/>
     <w:lsdException w:unhideWhenUsed="0" w:uiPriority="0" w:semiHidden="0" w:name="Normal Indent"/>
-    <w:lsdException w:unhideWhenUsed="0" w:uiPriority="0" w:semiHidden="0" w:name="footnote text"/>
+    <w:lsdException w:qFormat="1" w:unhideWhenUsed="0" w:uiPriority="0" w:semiHidden="0" w:name="footnote text"/>
     <w:lsdException w:unhideWhenUsed="0" w:uiPriority="0" w:semiHidden="0" w:name="annotation text"/>
     <w:lsdException w:unhideWhenUsed="0" w:uiPriority="0" w:semiHidden="0" w:name="header"/>
     <w:lsdException w:unhideWhenUsed="0" w:uiPriority="0" w:semiHidden="0" w:name="footer"/>
@@ -1302,7 +1174,7 @@
     <w:lsdException w:unhideWhenUsed="0" w:uiPriority="0" w:semiHidden="0" w:name="Signature"/>
     <w:lsdException w:qFormat="1" w:unhideWhenUsed="0" w:uiPriority="0" w:name="Default Paragraph Font"/>
     <w:lsdException w:qFormat="1" w:unhideWhenUsed="0" w:uiPriority="0" w:semiHidden="0" w:name="Body Text"/>
-    <w:lsdException w:unhideWhenUsed="0" w:uiPriority="0" w:semiHidden="0" w:name="Body Text Indent"/>
+    <w:lsdException w:qFormat="1" w:unhideWhenUsed="0" w:uiPriority="0" w:semiHidden="0" w:name="Body Text Indent"/>
     <w:lsdException w:unhideWhenUsed="0" w:uiPriority="0" w:semiHidden="0" w:name="List Continue"/>
     <w:lsdException w:unhideWhenUsed="0" w:uiPriority="0" w:semiHidden="0" w:name="List Continue 2"/>
     <w:lsdException w:unhideWhenUsed="0" w:uiPriority="0" w:semiHidden="0" w:name="List Continue 3"/>
@@ -1313,7 +1185,7 @@
     <w:lsdException w:unhideWhenUsed="0" w:uiPriority="0" w:semiHidden="0" w:name="Salutation"/>
     <w:lsdException w:qFormat="1" w:unhideWhenUsed="0" w:uiPriority="0" w:semiHidden="0" w:name="Date"/>
     <w:lsdException w:unhideWhenUsed="0" w:uiPriority="0" w:semiHidden="0" w:name="Body Text First Indent"/>
-    <w:lsdException w:unhideWhenUsed="0" w:uiPriority="0" w:semiHidden="0" w:name="Body Text First Indent 2"/>
+    <w:lsdException w:qFormat="1" w:uiPriority="0" w:semiHidden="0" w:name="Body Text First Indent 2"/>
     <w:lsdException w:unhideWhenUsed="0" w:uiPriority="0" w:semiHidden="0" w:name="Note Heading"/>
     <w:lsdException w:unhideWhenUsed="0" w:uiPriority="0" w:semiHidden="0" w:name="Body Text 2"/>
     <w:lsdException w:unhideWhenUsed="0" w:uiPriority="0" w:semiHidden="0" w:name="Body Text 3"/>
@@ -1501,13 +1373,13 @@
       <w:lang w:val="en-US" w:eastAsia="zh-CN" w:bidi="ar-SA"/>
     </w:rPr>
   </w:style>
-  <w:style w:type="character" w:default="1" w:styleId="6">
+  <w:style w:type="character" w:default="1" w:styleId="8">
     <w:name w:val="Default Paragraph Font"/>
     <w:semiHidden/>
     <w:qFormat/>
     <w:uiPriority w:val="0"/>
   </w:style>
-  <w:style w:type="table" w:default="1" w:styleId="5">
+  <w:style w:type="table" w:default="1" w:styleId="7">
     <w:name w:val="Normal Table"/>
     <w:semiHidden/>
     <w:qFormat/>
@@ -1521,7 +1393,81 @@
       </w:tblCellMar>
     </w:tblPr>
   </w:style>
-  <w:style w:type="paragraph" w:customStyle="1" w:styleId="2">
+  <w:style w:type="paragraph" w:styleId="2">
+    <w:name w:val="footnote text"/>
+    <w:basedOn w:val="1"/>
+    <w:next w:val="3"/>
+    <w:qFormat/>
+    <w:uiPriority w:val="0"/>
+    <w:pPr>
+      <w:widowControl w:val="0"/>
+      <w:snapToGrid w:val="0"/>
+      <w:jc w:val="left"/>
+    </w:pPr>
+    <w:rPr>
+      <w:rFonts w:ascii="Times New Roman" w:hAnsi="Times New Roman" w:eastAsia="宋体" w:cs="Times New Roman"/>
+      <w:kern w:val="2"/>
+      <w:sz w:val="18"/>
+      <w:szCs w:val="18"/>
+      <w:lang w:val="en-US" w:eastAsia="zh-CN" w:bidi="ar-SA"/>
+    </w:rPr>
+  </w:style>
+  <w:style w:type="paragraph" w:styleId="3">
+    <w:name w:val="Body Text First Indent 2"/>
+    <w:basedOn w:val="4"/>
+    <w:next w:val="1"/>
+    <w:unhideWhenUsed/>
+    <w:qFormat/>
+    <w:uiPriority w:val="0"/>
+    <w:pPr>
+      <w:ind w:firstLine="420"/>
+    </w:pPr>
+    <w:rPr>
+      <w:rFonts w:hint="eastAsia"/>
+    </w:rPr>
+  </w:style>
+  <w:style w:type="paragraph" w:styleId="4">
+    <w:name w:val="Body Text Indent"/>
+    <w:basedOn w:val="1"/>
+    <w:next w:val="3"/>
+    <w:qFormat/>
+    <w:uiPriority w:val="0"/>
+    <w:pPr>
+      <w:ind w:firstLine="540"/>
+    </w:pPr>
+    <w:rPr>
+      <w:sz w:val="30"/>
+    </w:rPr>
+  </w:style>
+  <w:style w:type="paragraph" w:styleId="5">
+    <w:name w:val="Body Text"/>
+    <w:basedOn w:val="1"/>
+    <w:next w:val="1"/>
+    <w:qFormat/>
+    <w:uiPriority w:val="0"/>
+    <w:pPr>
+      <w:snapToGrid w:val="0"/>
+      <w:spacing w:line="579" w:lineRule="exact"/>
+    </w:pPr>
+    <w:rPr>
+      <w:rFonts w:eastAsia="仿宋_GB2312"/>
+      <w:kern w:val="2"/>
+      <w:sz w:val="32"/>
+    </w:rPr>
+  </w:style>
+  <w:style w:type="paragraph" w:styleId="6">
+    <w:name w:val="Date"/>
+    <w:basedOn w:val="1"/>
+    <w:next w:val="1"/>
+    <w:qFormat/>
+    <w:uiPriority w:val="0"/>
+    <w:rPr>
+      <w:rFonts w:eastAsia="仿宋_GB2312"/>
+      <w:kern w:val="2"/>
+      <w:sz w:val="32"/>
+    </w:rPr>
+  </w:style>
+  <w:style w:type="paragraph" w:customStyle="1" w:styleId="9">
     <w:name w:val="无间隔1"/>
     <w:qFormat/>
     <w:uiPriority w:val="0"/>
@@ -1537,35 +1483,7 @@
       <w:lang w:val="en-US" w:eastAsia="zh-CN" w:bidi="ar-SA"/>
     </w:rPr>
   </w:style>
-  <w:style w:type="paragraph" w:styleId="3">
-    <w:name w:val="Body Text"/>
-    <w:basedOn w:val="1"/>
-    <w:next w:val="1"/>
-    <w:qFormat/>
-    <w:uiPriority w:val="0"/>
-    <w:pPr>
-      <w:snapToGrid w:val="0"/>
-      <w:spacing w:line="579" w:lineRule="exact"/>
-    </w:pPr>
-    <w:rPr>
-      <w:rFonts w:eastAsia="仿宋_GB2312"/>
-      <w:kern w:val="2"/>
-      <w:sz w:val="32"/>
-    </w:rPr>
-  </w:style>
-  <w:style w:type="paragraph" w:styleId="4">
-    <w:name w:val="Date"/>
-    <w:basedOn w:val="1"/>
-    <w:next w:val="1"/>
-    <w:qFormat/>
-    <w:uiPriority w:val="0"/>
-    <w:rPr>
-      <w:rFonts w:eastAsia="仿宋_GB2312"/>
-      <w:kern w:val="2"/>
-      <w:sz w:val="32"/>
-    </w:rPr>
-  </w:style>
-  <w:style w:type="paragraph" w:customStyle="1" w:styleId="7">
+  <w:style w:type="paragraph" w:customStyle="1" w:styleId="10">
     <w:name w:val="p0"/>
     <w:basedOn w:val="1"/>
     <w:qFormat/>
